--- a/report_template/template_main/Gene150_CustomEdition_XAJDY_v1.3.2.docx
+++ b/report_template/template_main/Gene150_CustomEdition_XAJDY_v1.3.2.docx
@@ -1,6 +1,6 @@
 
 <file path=word/document.xml><?xml version="1.0" encoding="utf-8"?>
-<w:document xmlns:wpc="http://schemas.microsoft.com/office/word/2010/wordprocessingCanvas" xmlns:cx="http://schemas.microsoft.com/office/drawing/2014/chartex" xmlns:cx1="http://schemas.microsoft.com/office/drawing/2015/9/8/chartex" xmlns:cx2="http://schemas.microsoft.com/office/drawing/2015/10/21/chartex" xmlns:cx3="http://schemas.microsoft.com/office/drawing/2016/5/9/chartex" xmlns:cx4="http://schemas.microsoft.com/office/drawing/2016/5/10/chartex" xmlns:cx5="http://schemas.microsoft.com/office/drawing/2016/5/11/chartex" xmlns:cx6="http://schemas.microsoft.com/office/drawing/2016/5/12/chartex" xmlns:cx7="http://schemas.microsoft.com/office/drawing/2016/5/13/chartex" xmlns:cx8="http://schemas.microsoft.com/office/drawing/2016/5/14/chartex" xmlns:mc="http://schemas.openxmlformats.org/markup-compatibility/2006" xmlns:aink="http://schemas.microsoft.com/office/drawing/2016/ink" xmlns:am3d="http://schemas.microsoft.com/office/drawing/2017/model3d" xmlns:o="urn:schemas-microsoft-com:office:office" xmlns:r="http://schemas.openxmlformats.org/officeDocument/2006/relationships" xmlns:m="http://schemas.openxmlformats.org/officeDocument/2006/math" xmlns:v="urn:schemas-microsoft-com:vml" xmlns:wp14="http://schemas.microsoft.com/office/word/2010/wordprocessingDrawing" xmlns:wp="http://schemas.openxmlformats.org/drawingml/2006/wordprocessingDrawing" xmlns:w10="urn:schemas-microsoft-com:office:word" xmlns:w="http://schemas.openxmlformats.org/wordprocessingml/2006/main" xmlns:w14="http://schemas.microsoft.com/office/word/2010/wordml" xmlns:w15="http://schemas.microsoft.com/office/word/2012/wordml" xmlns:w16cex="http://schemas.microsoft.com/office/word/2018/wordml/cex" xmlns:w16cid="http://schemas.microsoft.com/office/word/2016/wordml/cid" xmlns:w16="http://schemas.microsoft.com/office/word/2018/wordml" xmlns:w16sdtdh="http://schemas.microsoft.com/office/word/2020/wordml/sdtdatahash" xmlns:w16se="http://schemas.microsoft.com/office/word/2015/wordml/symex" xmlns:wpg="http://schemas.microsoft.com/office/word/2010/wordprocessingGroup" xmlns:wpi="http://schemas.microsoft.com/office/word/2010/wordprocessingInk" xmlns:wne="http://schemas.microsoft.com/office/word/2006/wordml" xmlns:wps="http://schemas.microsoft.com/office/word/2010/wordprocessingShape" mc:Ignorable="w14 w15 w16se w16cid w16 w16cex w16sdtdh wp14">
+<w:document xmlns:wpc="http://schemas.microsoft.com/office/word/2010/wordprocessingCanvas" xmlns:cx="http://schemas.microsoft.com/office/drawing/2014/chartex" xmlns:cx1="http://schemas.microsoft.com/office/drawing/2015/9/8/chartex" xmlns:cx2="http://schemas.microsoft.com/office/drawing/2015/10/21/chartex" xmlns:cx3="http://schemas.microsoft.com/office/drawing/2016/5/9/chartex" xmlns:cx4="http://schemas.microsoft.com/office/drawing/2016/5/10/chartex" xmlns:cx5="http://schemas.microsoft.com/office/drawing/2016/5/11/chartex" xmlns:cx6="http://schemas.microsoft.com/office/drawing/2016/5/12/chartex" xmlns:cx7="http://schemas.microsoft.com/office/drawing/2016/5/13/chartex" xmlns:cx8="http://schemas.microsoft.com/office/drawing/2016/5/14/chartex" xmlns:mc="http://schemas.openxmlformats.org/markup-compatibility/2006" xmlns:aink="http://schemas.microsoft.com/office/drawing/2016/ink" xmlns:am3d="http://schemas.microsoft.com/office/drawing/2017/model3d" xmlns:o="urn:schemas-microsoft-com:office:office" xmlns:oel="http://schemas.microsoft.com/office/2019/extlst" xmlns:r="http://schemas.openxmlformats.org/officeDocument/2006/relationships" xmlns:m="http://schemas.openxmlformats.org/officeDocument/2006/math" xmlns:v="urn:schemas-microsoft-com:vml" xmlns:wp14="http://schemas.microsoft.com/office/word/2010/wordprocessingDrawing" xmlns:wp="http://schemas.openxmlformats.org/drawingml/2006/wordprocessingDrawing" xmlns:w10="urn:schemas-microsoft-com:office:word" xmlns:w="http://schemas.openxmlformats.org/wordprocessingml/2006/main" xmlns:w14="http://schemas.microsoft.com/office/word/2010/wordml" xmlns:w15="http://schemas.microsoft.com/office/word/2012/wordml" xmlns:w16cex="http://schemas.microsoft.com/office/word/2018/wordml/cex" xmlns:w16cid="http://schemas.microsoft.com/office/word/2016/wordml/cid" xmlns:w16="http://schemas.microsoft.com/office/word/2018/wordml" xmlns:w16sdtdh="http://schemas.microsoft.com/office/word/2020/wordml/sdtdatahash" xmlns:w16se="http://schemas.microsoft.com/office/word/2015/wordml/symex" xmlns:wpg="http://schemas.microsoft.com/office/word/2010/wordprocessingGroup" xmlns:wpi="http://schemas.microsoft.com/office/word/2010/wordprocessingInk" xmlns:wne="http://schemas.microsoft.com/office/word/2006/wordml" xmlns:wps="http://schemas.microsoft.com/office/word/2010/wordprocessingShape" mc:Ignorable="w14 w15 w16se w16cid w16 w16cex w16sdtdh wp14">
   <w:body>
     <w:tbl>
       <w:tblPr>
@@ -371,7 +371,6 @@
               <w:t xml:space="preserve">%if </w:t>
             </w:r>
             <w:proofErr w:type="spellStart"/>
-            <w:proofErr w:type="gramStart"/>
             <w:r>
               <w:rPr>
                 <w:rFonts w:ascii="Times New Roman" w:hAnsi="Times New Roman"/>
@@ -380,18 +379,7 @@
                 <w:highlight w:val="yellow"/>
                 <w:lang w:val="en-CA"/>
               </w:rPr>
-              <w:t>sample.report</w:t>
-            </w:r>
-            <w:proofErr w:type="gramEnd"/>
-            <w:r>
-              <w:rPr>
-                <w:rFonts w:ascii="Times New Roman" w:hAnsi="Times New Roman"/>
-                <w:sz w:val="24"/>
-                <w:szCs w:val="24"/>
-                <w:highlight w:val="yellow"/>
-                <w:lang w:val="en-CA"/>
-              </w:rPr>
-              <w:t>_module_type</w:t>
+              <w:t>sample.report_module_type</w:t>
             </w:r>
             <w:proofErr w:type="spellEnd"/>
             <w:r>
@@ -543,7 +531,6 @@
               <w:t xml:space="preserve">{%if </w:t>
             </w:r>
             <w:proofErr w:type="spellStart"/>
-            <w:proofErr w:type="gramStart"/>
             <w:r>
               <w:rPr>
                 <w:rFonts w:ascii="Times New Roman" w:hAnsi="Times New Roman"/>
@@ -551,17 +538,7 @@
                 <w:szCs w:val="24"/>
                 <w:lang w:val="en-CA"/>
               </w:rPr>
-              <w:t>sample.hosp</w:t>
-            </w:r>
-            <w:proofErr w:type="gramEnd"/>
-            <w:r>
-              <w:rPr>
-                <w:rFonts w:ascii="Times New Roman" w:hAnsi="Times New Roman"/>
-                <w:sz w:val="24"/>
-                <w:szCs w:val="24"/>
-                <w:lang w:val="en-CA"/>
-              </w:rPr>
-              <w:t>_depart</w:t>
+              <w:t>sample.hosp_depart</w:t>
             </w:r>
             <w:proofErr w:type="spellEnd"/>
             <w:r>
@@ -787,25 +764,7 @@
                 <w:sz w:val="24"/>
                 <w:szCs w:val="24"/>
               </w:rPr>
-              <w:t xml:space="preserve">%}{{ </w:t>
-            </w:r>
-            <w:proofErr w:type="spellStart"/>
-            <w:r>
-              <w:rPr>
-                <w:rFonts w:ascii="Times New Roman" w:hAnsi="Times New Roman"/>
-                <w:sz w:val="24"/>
-                <w:szCs w:val="24"/>
-              </w:rPr>
-              <w:t>sample.outpatient_service_no</w:t>
-            </w:r>
-            <w:proofErr w:type="spellEnd"/>
-            <w:r>
-              <w:rPr>
-                <w:rFonts w:ascii="Times New Roman" w:hAnsi="Times New Roman"/>
-                <w:sz w:val="24"/>
-                <w:szCs w:val="24"/>
-              </w:rPr>
-              <w:t>}}{%else%}{%endif%}</w:t>
+              <w:t>%}{{ sample.outpatient_service_no}}{%else%}{%endif%}</w:t>
             </w:r>
           </w:p>
         </w:tc>
@@ -935,7 +894,6 @@
               <w:t>{{</w:t>
             </w:r>
             <w:proofErr w:type="spellStart"/>
-            <w:proofErr w:type="gramStart"/>
             <w:r>
               <w:rPr>
                 <w:rFonts w:ascii="Times New Roman" w:hAnsi="Times New Roman"/>
@@ -956,19 +914,7 @@
                 <w:szCs w:val="24"/>
                 <w:lang w:val="en-CA"/>
               </w:rPr>
-              <w:t>report</w:t>
-            </w:r>
-            <w:proofErr w:type="gramEnd"/>
-            <w:r>
-              <w:rPr>
-                <w:rFonts w:ascii="Times New Roman" w:hAnsi="Times New Roman"/>
-                <w:b/>
-                <w:bCs/>
-                <w:sz w:val="24"/>
-                <w:szCs w:val="24"/>
-                <w:lang w:val="en-CA"/>
-              </w:rPr>
-              <w:t>_number</w:t>
+              <w:t>report_number</w:t>
             </w:r>
             <w:proofErr w:type="spellEnd"/>
             <w:r>
@@ -1412,7 +1358,7 @@
                 <w:sz w:val="24"/>
                 <w:szCs w:val="24"/>
               </w:rPr>
-              <w:t>2026-05-21</w:t>
+              <w:t>2026-05-26</w:t>
             </w:r>
             <w:r>
               <w:rPr>
@@ -1789,7 +1735,7 @@
                 <v:stroke joinstyle="miter"/>
                 <v:path gradientshapeok="t" o:connecttype="rect"/>
               </v:shapetype>
-              <v:shape id="文本框 1" o:spid="_x0000_s1026" type="#_x0000_t202" style="position:absolute;left:0;text-align:left;margin-left:168.3pt;margin-top:-59.6pt;width:219.5pt;height:34.5pt;z-index:251665920;visibility:visible;mso-wrap-style:square;mso-width-percent:0;mso-height-percent:0;mso-wrap-distance-left:9pt;mso-wrap-distance-top:0;mso-wrap-distance-right:9pt;mso-wrap-distance-bottom:0;mso-position-horizontal:right;mso-position-horizontal-relative:margin;mso-position-vertical:absolute;mso-position-vertical-relative:text;mso-width-percent:0;mso-height-percent:0;mso-width-relative:margin;mso-height-relative:margin;v-text-anchor:top" o:gfxdata="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" fillcolor="white [3201]" stroked="f" strokeweight=".5pt">
+              <v:shape id="文本框 1" o:spid="_x0000_s1026" type="#_x0000_t202" style="position:absolute;left:0;text-align:left;margin-left:168.3pt;margin-top:-59.6pt;width:219.5pt;height:34.5pt;z-index:251665920;visibility:visible;mso-wrap-style:square;mso-width-percent:0;mso-height-percent:0;mso-wrap-distance-left:9pt;mso-wrap-distance-top:0;mso-wrap-distance-right:9pt;mso-wrap-distance-bottom:0;mso-position-horizontal:right;mso-position-horizontal-relative:margin;mso-position-vertical:absolute;mso-position-vertical-relative:text;mso-width-percent:0;mso-height-percent:0;mso-width-relative:margin;mso-height-relative:margin;v-text-anchor:top" o:gfxdata="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" fillcolor="white [3201]" stroked="f" strokeweight=".5pt">
                 <v:textbox>
                   <w:txbxContent>
                     <w:p>
@@ -2693,7 +2639,6 @@
               </w:rPr>
               <w:t>|count}}</w:t>
             </w:r>
-            <w:proofErr w:type="gramStart"/>
             <w:r>
               <w:rPr>
                 <w:rFonts w:ascii="Times New Roman" w:hAnsi="Times New Roman" w:hint="eastAsia"/>
@@ -2703,7 +2648,6 @@
               </w:rPr>
               <w:t>个</w:t>
             </w:r>
-            <w:proofErr w:type="gramEnd"/>
           </w:p>
         </w:tc>
         <w:tc>
@@ -3858,14 +3802,43 @@
                 <w:szCs w:val="21"/>
               </w:rPr>
             </w:pPr>
-            <w:r>
-              <w:rPr>
-                <w:rFonts w:ascii="Times New Roman" w:hAnsi="Times New Roman"/>
-                <w:bCs/>
-                <w:sz w:val="21"/>
-                <w:szCs w:val="21"/>
-              </w:rPr>
-              <w:t>{{ a.evi_sum.regimen_S|xajdy_regi</w:t>
+            <w:proofErr w:type="gramStart"/>
+            <w:r>
+              <w:rPr>
+                <w:rFonts w:ascii="Times New Roman" w:hAnsi="Times New Roman"/>
+                <w:bCs/>
+                <w:sz w:val="21"/>
+                <w:szCs w:val="21"/>
+              </w:rPr>
+              <w:t>{{ a.evi</w:t>
+            </w:r>
+            <w:proofErr w:type="gramEnd"/>
+            <w:r>
+              <w:rPr>
+                <w:rFonts w:ascii="Times New Roman" w:hAnsi="Times New Roman"/>
+                <w:bCs/>
+                <w:sz w:val="21"/>
+                <w:szCs w:val="21"/>
+              </w:rPr>
+              <w:t>_sum.regimen_</w:t>
+            </w:r>
+            <w:r>
+              <w:rPr>
+                <w:rFonts w:ascii="Times New Roman" w:hAnsi="Times New Roman" w:hint="eastAsia"/>
+                <w:bCs/>
+                <w:sz w:val="21"/>
+                <w:szCs w:val="21"/>
+              </w:rPr>
+              <w:t>R</w:t>
+            </w:r>
+            <w:r>
+              <w:rPr>
+                <w:rFonts w:ascii="Times New Roman" w:hAnsi="Times New Roman"/>
+                <w:bCs/>
+                <w:sz w:val="21"/>
+                <w:szCs w:val="21"/>
+              </w:rPr>
+              <w:t>|xajdy_reg</w:t>
             </w:r>
             <w:r>
               <w:rPr>
@@ -3875,7 +3848,7 @@
                 <w:szCs w:val="21"/>
               </w:rPr>
               <w:lastRenderedPageBreak/>
-              <w:t>men|xajdy_filter_regimen_level|xajdy_regimen_add_deng|replace(“\t”, “&lt;</w:t>
+              <w:t>imen|xajdy_filter_regimen_level|xajdy_regimen_add_deng|replace(“\t”, “&lt;</w:t>
             </w:r>
             <w:proofErr w:type="spellStart"/>
             <w:r>
@@ -6454,14 +6427,43 @@
                 <w:szCs w:val="21"/>
               </w:rPr>
             </w:pPr>
-            <w:r>
-              <w:rPr>
-                <w:rFonts w:ascii="Times New Roman" w:hAnsi="Times New Roman"/>
-                <w:bCs/>
-                <w:sz w:val="21"/>
-                <w:szCs w:val="21"/>
-              </w:rPr>
-              <w:t>{{ a.evi_sum.regimen_S|xajdy_regimen|xajdy_filter_regimen_level|xajdy_regimen_add_deng|replace(“\t”, “&lt;</w:t>
+            <w:proofErr w:type="gramStart"/>
+            <w:r>
+              <w:rPr>
+                <w:rFonts w:ascii="Times New Roman" w:hAnsi="Times New Roman"/>
+                <w:bCs/>
+                <w:sz w:val="21"/>
+                <w:szCs w:val="21"/>
+              </w:rPr>
+              <w:t>{{ a.evi</w:t>
+            </w:r>
+            <w:proofErr w:type="gramEnd"/>
+            <w:r>
+              <w:rPr>
+                <w:rFonts w:ascii="Times New Roman" w:hAnsi="Times New Roman"/>
+                <w:bCs/>
+                <w:sz w:val="21"/>
+                <w:szCs w:val="21"/>
+              </w:rPr>
+              <w:t>_sum.regimen_</w:t>
+            </w:r>
+            <w:r>
+              <w:rPr>
+                <w:rFonts w:ascii="Times New Roman" w:hAnsi="Times New Roman" w:hint="eastAsia"/>
+                <w:bCs/>
+                <w:sz w:val="21"/>
+                <w:szCs w:val="21"/>
+              </w:rPr>
+              <w:t>R</w:t>
+            </w:r>
+            <w:r>
+              <w:rPr>
+                <w:rFonts w:ascii="Times New Roman" w:hAnsi="Times New Roman"/>
+                <w:bCs/>
+                <w:sz w:val="21"/>
+                <w:szCs w:val="21"/>
+              </w:rPr>
+              <w:t>|xajdy_regimen|xajdy_filter_regimen_level|xajdy_regimen_add_deng|replace(“\t”, “&lt;</w:t>
             </w:r>
             <w:proofErr w:type="spellStart"/>
             <w:r>
@@ -10822,14 +10824,15 @@
     </w:p>
     <w:p>
       <w:pPr>
-        <w:pStyle w:val="aff"/>
+        <w:pStyle w:val="Default"/>
         <w:numPr>
           <w:ilvl w:val="0"/>
           <w:numId w:val="16"/>
         </w:numPr>
-        <w:ind w:firstLineChars="0"/>
+        <w:snapToGrid w:val="0"/>
+        <w:jc w:val="both"/>
         <w:rPr>
-          <w:rFonts w:ascii="Times New Roman" w:hAnsi="Times New Roman"/>
+          <w:rFonts w:ascii="Times New Roman" w:eastAsia="宋体" w:hAnsi="Times New Roman" w:cs="Times New Roman"/>
           <w:bCs/>
           <w:color w:val="3B3838"/>
           <w:sz w:val="18"/>
@@ -10838,7 +10841,7 @@
       </w:pPr>
       <w:r>
         <w:rPr>
-          <w:rFonts w:ascii="Times New Roman" w:hAnsi="Times New Roman" w:hint="eastAsia"/>
+          <w:rFonts w:ascii="Times New Roman" w:eastAsia="宋体" w:hAnsi="Times New Roman" w:cs="Times New Roman" w:hint="eastAsia"/>
           <w:bCs/>
           <w:color w:val="3B3838"/>
           <w:sz w:val="18"/>
@@ -10848,7 +10851,7 @@
       </w:r>
       <w:r>
         <w:rPr>
-          <w:rFonts w:ascii="Times New Roman" w:hAnsi="Times New Roman" w:hint="eastAsia"/>
+          <w:rFonts w:ascii="Times New Roman" w:eastAsia="宋体" w:hAnsi="Times New Roman" w:cs="Times New Roman" w:hint="eastAsia"/>
           <w:bCs/>
           <w:color w:val="3B3838"/>
           <w:sz w:val="18"/>
@@ -10858,7 +10861,7 @@
       </w:r>
       <w:r>
         <w:rPr>
-          <w:rFonts w:ascii="Times New Roman" w:hAnsi="Times New Roman" w:hint="eastAsia"/>
+          <w:rFonts w:ascii="Times New Roman" w:eastAsia="宋体" w:hAnsi="Times New Roman" w:cs="Times New Roman" w:hint="eastAsia"/>
           <w:bCs/>
           <w:color w:val="3B3838"/>
           <w:sz w:val="18"/>
@@ -10868,7 +10871,7 @@
       </w:r>
       <w:r>
         <w:rPr>
-          <w:rFonts w:ascii="Times New Roman" w:hAnsi="Times New Roman" w:hint="eastAsia"/>
+          <w:rFonts w:ascii="Times New Roman" w:eastAsia="宋体" w:hAnsi="Times New Roman" w:cs="Times New Roman" w:hint="eastAsia"/>
           <w:bCs/>
           <w:color w:val="3B3838"/>
           <w:sz w:val="18"/>
@@ -10878,7 +10881,7 @@
       </w:r>
       <w:r>
         <w:rPr>
-          <w:rFonts w:ascii="Times New Roman" w:hAnsi="Times New Roman" w:hint="eastAsia"/>
+          <w:rFonts w:ascii="Times New Roman" w:eastAsia="宋体" w:hAnsi="Times New Roman" w:cs="Times New Roman" w:hint="eastAsia"/>
           <w:bCs/>
           <w:color w:val="3B3838"/>
           <w:sz w:val="18"/>
@@ -10889,14 +10892,15 @@
     </w:p>
     <w:p>
       <w:pPr>
-        <w:pStyle w:val="aff"/>
+        <w:pStyle w:val="Default"/>
         <w:numPr>
           <w:ilvl w:val="0"/>
           <w:numId w:val="16"/>
         </w:numPr>
-        <w:ind w:firstLineChars="0"/>
+        <w:snapToGrid w:val="0"/>
+        <w:jc w:val="both"/>
         <w:rPr>
-          <w:rFonts w:ascii="Times New Roman" w:hAnsi="Times New Roman"/>
+          <w:rFonts w:ascii="Times New Roman" w:eastAsia="宋体" w:hAnsi="Times New Roman" w:cs="Times New Roman"/>
           <w:bCs/>
           <w:color w:val="3B3838"/>
           <w:sz w:val="18"/>
@@ -10905,7 +10909,7 @@
       </w:pPr>
       <w:r>
         <w:rPr>
-          <w:rFonts w:ascii="Times New Roman" w:hAnsi="Times New Roman"/>
+          <w:rFonts w:ascii="Times New Roman" w:eastAsia="宋体" w:hAnsi="Times New Roman" w:cs="Times New Roman"/>
           <w:bCs/>
           <w:color w:val="3B3838"/>
           <w:sz w:val="18"/>
@@ -10915,7 +10919,7 @@
       </w:r>
       <w:r>
         <w:rPr>
-          <w:rFonts w:ascii="Times New Roman" w:hAnsi="Times New Roman" w:hint="eastAsia"/>
+          <w:rFonts w:ascii="Times New Roman" w:eastAsia="宋体" w:hAnsi="Times New Roman" w:cs="Times New Roman" w:hint="eastAsia"/>
           <w:bCs/>
           <w:color w:val="3B3838"/>
           <w:sz w:val="18"/>
@@ -10925,7 +10929,7 @@
       </w:r>
       <w:r>
         <w:rPr>
-          <w:rFonts w:ascii="Times New Roman" w:hAnsi="Times New Roman"/>
+          <w:rFonts w:ascii="Times New Roman" w:eastAsia="宋体" w:hAnsi="Times New Roman" w:cs="Times New Roman"/>
           <w:bCs/>
           <w:color w:val="3B3838"/>
           <w:sz w:val="18"/>
@@ -10935,7 +10939,7 @@
       </w:r>
       <w:r>
         <w:rPr>
-          <w:rFonts w:ascii="Times New Roman" w:hAnsi="Times New Roman" w:hint="eastAsia"/>
+          <w:rFonts w:ascii="Times New Roman" w:eastAsia="宋体" w:hAnsi="Times New Roman" w:cs="Times New Roman" w:hint="eastAsia"/>
           <w:bCs/>
           <w:color w:val="3B3838"/>
           <w:sz w:val="18"/>
@@ -10945,7 +10949,7 @@
       </w:r>
       <w:r>
         <w:rPr>
-          <w:rFonts w:ascii="Times New Roman" w:hAnsi="Times New Roman"/>
+          <w:rFonts w:ascii="Times New Roman" w:eastAsia="宋体" w:hAnsi="Times New Roman" w:cs="Times New Roman"/>
           <w:bCs/>
           <w:color w:val="3B3838"/>
           <w:sz w:val="18"/>
@@ -10955,7 +10959,7 @@
       </w:r>
       <w:r>
         <w:rPr>
-          <w:rFonts w:ascii="Times New Roman" w:hAnsi="Times New Roman" w:hint="eastAsia"/>
+          <w:rFonts w:ascii="Times New Roman" w:eastAsia="宋体" w:hAnsi="Times New Roman" w:cs="Times New Roman" w:hint="eastAsia"/>
           <w:bCs/>
           <w:color w:val="3B3838"/>
           <w:sz w:val="18"/>
@@ -10965,7 +10969,7 @@
       </w:r>
       <w:r>
         <w:rPr>
-          <w:rFonts w:ascii="Times New Roman" w:hAnsi="Times New Roman"/>
+          <w:rFonts w:ascii="Times New Roman" w:eastAsia="宋体" w:hAnsi="Times New Roman" w:cs="Times New Roman"/>
           <w:bCs/>
           <w:color w:val="3B3838"/>
           <w:sz w:val="18"/>
@@ -10975,7 +10979,7 @@
       </w:r>
       <w:r>
         <w:rPr>
-          <w:rFonts w:ascii="Times New Roman" w:hAnsi="Times New Roman" w:hint="eastAsia"/>
+          <w:rFonts w:ascii="Times New Roman" w:eastAsia="宋体" w:hAnsi="Times New Roman" w:cs="Times New Roman" w:hint="eastAsia"/>
           <w:bCs/>
           <w:color w:val="3B3838"/>
           <w:sz w:val="18"/>
@@ -10986,32 +10990,28 @@
     </w:p>
     <w:p>
       <w:pPr>
-        <w:pStyle w:val="aff"/>
-        <w:widowControl w:val="0"/>
+        <w:pStyle w:val="Default"/>
         <w:numPr>
           <w:ilvl w:val="0"/>
           <w:numId w:val="16"/>
         </w:numPr>
-        <w:autoSpaceDE w:val="0"/>
-        <w:autoSpaceDN w:val="0"/>
-        <w:adjustRightInd w:val="0"/>
-        <w:spacing w:after="0" w:line="240" w:lineRule="auto"/>
-        <w:ind w:firstLineChars="0"/>
+        <w:snapToGrid w:val="0"/>
+        <w:jc w:val="both"/>
         <w:rPr>
-          <w:rFonts w:ascii="Times New Roman" w:hAnsi="Times New Roman"/>
-          <w:color w:val="000000" w:themeColor="text1"/>
+          <w:rFonts w:ascii="Times New Roman" w:eastAsia="宋体" w:hAnsi="Times New Roman" w:cs="Times New Roman"/>
+          <w:bCs/>
+          <w:color w:val="3B3838"/>
           <w:sz w:val="18"/>
           <w:szCs w:val="18"/>
-          <w:lang w:val="en-CA"/>
         </w:rPr>
       </w:pPr>
       <w:r>
         <w:rPr>
-          <w:rFonts w:ascii="Times New Roman" w:hAnsi="Times New Roman"/>
-          <w:color w:val="000000" w:themeColor="text1"/>
+          <w:rFonts w:ascii="Times New Roman" w:eastAsia="宋体" w:hAnsi="Times New Roman" w:cs="Times New Roman"/>
+          <w:bCs/>
+          <w:color w:val="3B3838"/>
           <w:sz w:val="18"/>
           <w:szCs w:val="18"/>
-          <w:lang w:val="en-CA"/>
         </w:rPr>
         <w:t>本报告中参考药物并非按照疗效排序，相关药物可能在不同病人身上产生不同程度的疗效，仅供参考。</w:t>
       </w:r>
@@ -11024,7 +11024,7 @@
         <w:adjustRightInd w:val="0"/>
         <w:spacing w:after="0" w:line="240" w:lineRule="auto"/>
         <w:rPr>
-          <w:rFonts w:ascii="Times New Roman" w:hAnsi="Times New Roman" w:hint="eastAsia"/>
+          <w:rFonts w:ascii="Times New Roman" w:hAnsi="Times New Roman"/>
           <w:bCs/>
           <w:color w:val="3B3838"/>
           <w:sz w:val="18"/>
@@ -11796,7 +11796,7 @@
                 <w:rFonts w:ascii="Times New Roman" w:hAnsi="Times New Roman"/>
                 <w:color w:val="3B3838"/>
               </w:rPr>
-              <w:t xml:space="preserve"> and lib_quality_control.lib_dna_qc.dna_qty</w:t>
+              <w:t xml:space="preserve"> and lib_quality_control.lib_dna_qc.dna_qty%}{{lib_quality_control.lib_dna_qc.dn</w:t>
             </w:r>
             <w:r>
               <w:rPr>
@@ -11804,7 +11804,7 @@
                 <w:color w:val="3B3838"/>
               </w:rPr>
               <w:lastRenderedPageBreak/>
-              <w:t>%}{{lib_quality_control.lib_dna_qc.dna_qty|replace(“.00”,””)}}{%else%}{%endif%}</w:t>
+              <w:t>a_qty|replace(“.00”,””)}}{%else%}{%endif%}</w:t>
             </w:r>
           </w:p>
         </w:tc>
@@ -13661,37 +13661,6 @@
           <w:szCs w:val="24"/>
         </w:rPr>
       </w:pPr>
-      <w:r>
-        <w:rPr>
-          <w:b/>
-          <w:bCs/>
-          <w:sz w:val="24"/>
-          <w:szCs w:val="24"/>
-        </w:rPr>
-        <w:br w:type="page"/>
-      </w:r>
-    </w:p>
-    <w:p>
-      <w:pPr>
-        <w:spacing w:after="0" w:line="240" w:lineRule="auto"/>
-        <w:jc w:val="left"/>
-        <w:rPr>
-          <w:b/>
-          <w:bCs/>
-          <w:sz w:val="24"/>
-          <w:szCs w:val="24"/>
-        </w:rPr>
-      </w:pPr>
-      <w:r>
-        <w:rPr>
-          <w:b/>
-          <w:bCs/>
-          <w:sz w:val="24"/>
-          <w:szCs w:val="24"/>
-        </w:rPr>
-        <w:lastRenderedPageBreak/>
-        <w:br w:type="page"/>
-      </w:r>
     </w:p>
     <w:p>
       <w:pPr>
@@ -13710,7 +13679,6 @@
           <w:sz w:val="24"/>
           <w:szCs w:val="24"/>
         </w:rPr>
-        <w:lastRenderedPageBreak/>
         <w:t>附件</w:t>
       </w:r>
       <w:r>
@@ -14685,6 +14653,7 @@
                 <w:sz w:val="18"/>
                 <w:szCs w:val="18"/>
               </w:rPr>
+              <w:lastRenderedPageBreak/>
               <w:t>AXIN2</w:t>
             </w:r>
           </w:p>
@@ -19370,6 +19339,7 @@
     </w:tbl>
     <w:p>
       <w:pPr>
+        <w:spacing w:after="0"/>
         <w:rPr>
           <w:rFonts w:ascii="Times New Roman" w:hAnsi="Times New Roman"/>
           <w:color w:val="000000"/>
@@ -20068,17 +20038,7 @@
           <w:szCs w:val="18"/>
           <w:lang w:bidi="ar"/>
         </w:rPr>
-        <w:t>HNF1B Exon1 chr1</w:t>
-      </w:r>
-      <w:r>
-        <w:rPr>
-          <w:rFonts w:ascii="Times New Roman" w:hAnsi="Times New Roman" w:hint="eastAsia"/>
-          <w:color w:val="000000"/>
-          <w:sz w:val="18"/>
-          <w:szCs w:val="18"/>
-          <w:lang w:bidi="ar"/>
-        </w:rPr>
-        <w:t>7:36104887-36104981</w:t>
+        <w:t>HNF1B Exon1 chr17:36104887-36104981</w:t>
       </w:r>
       <w:r>
         <w:rPr>
@@ -20283,6 +20243,7 @@
     </w:p>
     <w:p>
       <w:pPr>
+        <w:spacing w:after="0"/>
         <w:rPr>
           <w:rFonts w:ascii="Times New Roman" w:hAnsi="Times New Roman"/>
           <w:sz w:val="18"/>
@@ -20557,7 +20518,7 @@
 </file>
 
 <file path=word/endnotes.xml><?xml version="1.0" encoding="utf-8"?>
-<w:endnotes xmlns:wpc="http://schemas.microsoft.com/office/word/2010/wordprocessingCanvas" xmlns:cx="http://schemas.microsoft.com/office/drawing/2014/chartex" xmlns:cx1="http://schemas.microsoft.com/office/drawing/2015/9/8/chartex" xmlns:cx2="http://schemas.microsoft.com/office/drawing/2015/10/21/chartex" xmlns:cx3="http://schemas.microsoft.com/office/drawing/2016/5/9/chartex" xmlns:cx4="http://schemas.microsoft.com/office/drawing/2016/5/10/chartex" xmlns:cx5="http://schemas.microsoft.com/office/drawing/2016/5/11/chartex" xmlns:cx6="http://schemas.microsoft.com/office/drawing/2016/5/12/chartex" xmlns:cx7="http://schemas.microsoft.com/office/drawing/2016/5/13/chartex" xmlns:cx8="http://schemas.microsoft.com/office/drawing/2016/5/14/chartex" xmlns:mc="http://schemas.openxmlformats.org/markup-compatibility/2006" xmlns:aink="http://schemas.microsoft.com/office/drawing/2016/ink" xmlns:am3d="http://schemas.microsoft.com/office/drawing/2017/model3d" xmlns:o="urn:schemas-microsoft-com:office:office" xmlns:r="http://schemas.openxmlformats.org/officeDocument/2006/relationships" xmlns:m="http://schemas.openxmlformats.org/officeDocument/2006/math" xmlns:v="urn:schemas-microsoft-com:vml" xmlns:wp14="http://schemas.microsoft.com/office/word/2010/wordprocessingDrawing" xmlns:wp="http://schemas.openxmlformats.org/drawingml/2006/wordprocessingDrawing" xmlns:w10="urn:schemas-microsoft-com:office:word" xmlns:w="http://schemas.openxmlformats.org/wordprocessingml/2006/main" xmlns:w14="http://schemas.microsoft.com/office/word/2010/wordml" xmlns:w15="http://schemas.microsoft.com/office/word/2012/wordml" xmlns:w16cex="http://schemas.microsoft.com/office/word/2018/wordml/cex" xmlns:w16cid="http://schemas.microsoft.com/office/word/2016/wordml/cid" xmlns:w16="http://schemas.microsoft.com/office/word/2018/wordml" xmlns:w16sdtdh="http://schemas.microsoft.com/office/word/2020/wordml/sdtdatahash" xmlns:w16se="http://schemas.microsoft.com/office/word/2015/wordml/symex" xmlns:wpg="http://schemas.microsoft.com/office/word/2010/wordprocessingGroup" xmlns:wpi="http://schemas.microsoft.com/office/word/2010/wordprocessingInk" xmlns:wne="http://schemas.microsoft.com/office/word/2006/wordml" xmlns:wps="http://schemas.microsoft.com/office/word/2010/wordprocessingShape" mc:Ignorable="w14 w15 w16se w16cid w16 w16cex w16sdtdh wp14">
+<w:endnotes xmlns:wpc="http://schemas.microsoft.com/office/word/2010/wordprocessingCanvas" xmlns:cx="http://schemas.microsoft.com/office/drawing/2014/chartex" xmlns:cx1="http://schemas.microsoft.com/office/drawing/2015/9/8/chartex" xmlns:cx2="http://schemas.microsoft.com/office/drawing/2015/10/21/chartex" xmlns:cx3="http://schemas.microsoft.com/office/drawing/2016/5/9/chartex" xmlns:cx4="http://schemas.microsoft.com/office/drawing/2016/5/10/chartex" xmlns:cx5="http://schemas.microsoft.com/office/drawing/2016/5/11/chartex" xmlns:cx6="http://schemas.microsoft.com/office/drawing/2016/5/12/chartex" xmlns:cx7="http://schemas.microsoft.com/office/drawing/2016/5/13/chartex" xmlns:cx8="http://schemas.microsoft.com/office/drawing/2016/5/14/chartex" xmlns:mc="http://schemas.openxmlformats.org/markup-compatibility/2006" xmlns:aink="http://schemas.microsoft.com/office/drawing/2016/ink" xmlns:am3d="http://schemas.microsoft.com/office/drawing/2017/model3d" xmlns:o="urn:schemas-microsoft-com:office:office" xmlns:oel="http://schemas.microsoft.com/office/2019/extlst" xmlns:r="http://schemas.openxmlformats.org/officeDocument/2006/relationships" xmlns:m="http://schemas.openxmlformats.org/officeDocument/2006/math" xmlns:v="urn:schemas-microsoft-com:vml" xmlns:wp14="http://schemas.microsoft.com/office/word/2010/wordprocessingDrawing" xmlns:wp="http://schemas.openxmlformats.org/drawingml/2006/wordprocessingDrawing" xmlns:w10="urn:schemas-microsoft-com:office:word" xmlns:w="http://schemas.openxmlformats.org/wordprocessingml/2006/main" xmlns:w14="http://schemas.microsoft.com/office/word/2010/wordml" xmlns:w15="http://schemas.microsoft.com/office/word/2012/wordml" xmlns:w16cex="http://schemas.microsoft.com/office/word/2018/wordml/cex" xmlns:w16cid="http://schemas.microsoft.com/office/word/2016/wordml/cid" xmlns:w16="http://schemas.microsoft.com/office/word/2018/wordml" xmlns:w16sdtdh="http://schemas.microsoft.com/office/word/2020/wordml/sdtdatahash" xmlns:w16se="http://schemas.microsoft.com/office/word/2015/wordml/symex" xmlns:wpg="http://schemas.microsoft.com/office/word/2010/wordprocessingGroup" xmlns:wpi="http://schemas.microsoft.com/office/word/2010/wordprocessingInk" xmlns:wne="http://schemas.microsoft.com/office/word/2006/wordml" xmlns:wps="http://schemas.microsoft.com/office/word/2010/wordprocessingShape" mc:Ignorable="w14 w15 w16se w16cid w16 w16cex w16sdtdh wp14">
   <w:endnote w:type="separator" w:id="-1">
     <w:p>
       <w:pPr>
@@ -20582,7 +20543,7 @@
 </file>
 
 <file path=word/footer1.xml><?xml version="1.0" encoding="utf-8"?>
-<w:ftr xmlns:wpc="http://schemas.microsoft.com/office/word/2010/wordprocessingCanvas" xmlns:cx="http://schemas.microsoft.com/office/drawing/2014/chartex" xmlns:cx1="http://schemas.microsoft.com/office/drawing/2015/9/8/chartex" xmlns:cx2="http://schemas.microsoft.com/office/drawing/2015/10/21/chartex" xmlns:cx3="http://schemas.microsoft.com/office/drawing/2016/5/9/chartex" xmlns:cx4="http://schemas.microsoft.com/office/drawing/2016/5/10/chartex" xmlns:cx5="http://schemas.microsoft.com/office/drawing/2016/5/11/chartex" xmlns:cx6="http://schemas.microsoft.com/office/drawing/2016/5/12/chartex" xmlns:cx7="http://schemas.microsoft.com/office/drawing/2016/5/13/chartex" xmlns:cx8="http://schemas.microsoft.com/office/drawing/2016/5/14/chartex" xmlns:mc="http://schemas.openxmlformats.org/markup-compatibility/2006" xmlns:aink="http://schemas.microsoft.com/office/drawing/2016/ink" xmlns:am3d="http://schemas.microsoft.com/office/drawing/2017/model3d" xmlns:o="urn:schemas-microsoft-com:office:office" xmlns:r="http://schemas.openxmlformats.org/officeDocument/2006/relationships" xmlns:m="http://schemas.openxmlformats.org/officeDocument/2006/math" xmlns:v="urn:schemas-microsoft-com:vml" xmlns:wp14="http://schemas.microsoft.com/office/word/2010/wordprocessingDrawing" xmlns:wp="http://schemas.openxmlformats.org/drawingml/2006/wordprocessingDrawing" xmlns:w10="urn:schemas-microsoft-com:office:word" xmlns:w="http://schemas.openxmlformats.org/wordprocessingml/2006/main" xmlns:w14="http://schemas.microsoft.com/office/word/2010/wordml" xmlns:w15="http://schemas.microsoft.com/office/word/2012/wordml" xmlns:w16cex="http://schemas.microsoft.com/office/word/2018/wordml/cex" xmlns:w16cid="http://schemas.microsoft.com/office/word/2016/wordml/cid" xmlns:w16="http://schemas.microsoft.com/office/word/2018/wordml" xmlns:w16sdtdh="http://schemas.microsoft.com/office/word/2020/wordml/sdtdatahash" xmlns:w16se="http://schemas.microsoft.com/office/word/2015/wordml/symex" xmlns:wpg="http://schemas.microsoft.com/office/word/2010/wordprocessingGroup" xmlns:wpi="http://schemas.microsoft.com/office/word/2010/wordprocessingInk" xmlns:wne="http://schemas.microsoft.com/office/word/2006/wordml" xmlns:wps="http://schemas.microsoft.com/office/word/2010/wordprocessingShape" mc:Ignorable="w14 w15 w16se w16cid w16 w16cex w16sdtdh wp14">
+<w:ftr xmlns:wpc="http://schemas.microsoft.com/office/word/2010/wordprocessingCanvas" xmlns:cx="http://schemas.microsoft.com/office/drawing/2014/chartex" xmlns:cx1="http://schemas.microsoft.com/office/drawing/2015/9/8/chartex" xmlns:cx2="http://schemas.microsoft.com/office/drawing/2015/10/21/chartex" xmlns:cx3="http://schemas.microsoft.com/office/drawing/2016/5/9/chartex" xmlns:cx4="http://schemas.microsoft.com/office/drawing/2016/5/10/chartex" xmlns:cx5="http://schemas.microsoft.com/office/drawing/2016/5/11/chartex" xmlns:cx6="http://schemas.microsoft.com/office/drawing/2016/5/12/chartex" xmlns:cx7="http://schemas.microsoft.com/office/drawing/2016/5/13/chartex" xmlns:cx8="http://schemas.microsoft.com/office/drawing/2016/5/14/chartex" xmlns:mc="http://schemas.openxmlformats.org/markup-compatibility/2006" xmlns:aink="http://schemas.microsoft.com/office/drawing/2016/ink" xmlns:am3d="http://schemas.microsoft.com/office/drawing/2017/model3d" xmlns:o="urn:schemas-microsoft-com:office:office" xmlns:oel="http://schemas.microsoft.com/office/2019/extlst" xmlns:r="http://schemas.openxmlformats.org/officeDocument/2006/relationships" xmlns:m="http://schemas.openxmlformats.org/officeDocument/2006/math" xmlns:v="urn:schemas-microsoft-com:vml" xmlns:wp14="http://schemas.microsoft.com/office/word/2010/wordprocessingDrawing" xmlns:wp="http://schemas.openxmlformats.org/drawingml/2006/wordprocessingDrawing" xmlns:w10="urn:schemas-microsoft-com:office:word" xmlns:w="http://schemas.openxmlformats.org/wordprocessingml/2006/main" xmlns:w14="http://schemas.microsoft.com/office/word/2010/wordml" xmlns:w15="http://schemas.microsoft.com/office/word/2012/wordml" xmlns:w16cex="http://schemas.microsoft.com/office/word/2018/wordml/cex" xmlns:w16cid="http://schemas.microsoft.com/office/word/2016/wordml/cid" xmlns:w16="http://schemas.microsoft.com/office/word/2018/wordml" xmlns:w16sdtdh="http://schemas.microsoft.com/office/word/2020/wordml/sdtdatahash" xmlns:w16se="http://schemas.microsoft.com/office/word/2015/wordml/symex" xmlns:wpg="http://schemas.microsoft.com/office/word/2010/wordprocessingGroup" xmlns:wpi="http://schemas.microsoft.com/office/word/2010/wordprocessingInk" xmlns:wne="http://schemas.microsoft.com/office/word/2006/wordml" xmlns:wps="http://schemas.microsoft.com/office/word/2010/wordprocessingShape" mc:Ignorable="w14 w15 w16se w16cid w16 w16cex w16sdtdh wp14">
   <w:p>
     <w:pPr>
       <w:pStyle w:val="Default"/>
@@ -21039,6 +21000,7 @@
     <w:pPr>
       <w:pStyle w:val="a6"/>
       <w:rPr>
+        <w:rFonts w:hint="eastAsia"/>
         <w:lang w:val="en-US"/>
       </w:rPr>
     </w:pPr>
@@ -21047,7 +21009,7 @@
 </file>
 
 <file path=word/footer2.xml><?xml version="1.0" encoding="utf-8"?>
-<w:ftr xmlns:wpc="http://schemas.microsoft.com/office/word/2010/wordprocessingCanvas" xmlns:cx="http://schemas.microsoft.com/office/drawing/2014/chartex" xmlns:cx1="http://schemas.microsoft.com/office/drawing/2015/9/8/chartex" xmlns:cx2="http://schemas.microsoft.com/office/drawing/2015/10/21/chartex" xmlns:cx3="http://schemas.microsoft.com/office/drawing/2016/5/9/chartex" xmlns:cx4="http://schemas.microsoft.com/office/drawing/2016/5/10/chartex" xmlns:cx5="http://schemas.microsoft.com/office/drawing/2016/5/11/chartex" xmlns:cx6="http://schemas.microsoft.com/office/drawing/2016/5/12/chartex" xmlns:cx7="http://schemas.microsoft.com/office/drawing/2016/5/13/chartex" xmlns:cx8="http://schemas.microsoft.com/office/drawing/2016/5/14/chartex" xmlns:mc="http://schemas.openxmlformats.org/markup-compatibility/2006" xmlns:aink="http://schemas.microsoft.com/office/drawing/2016/ink" xmlns:am3d="http://schemas.microsoft.com/office/drawing/2017/model3d" xmlns:o="urn:schemas-microsoft-com:office:office" xmlns:r="http://schemas.openxmlformats.org/officeDocument/2006/relationships" xmlns:m="http://schemas.openxmlformats.org/officeDocument/2006/math" xmlns:v="urn:schemas-microsoft-com:vml" xmlns:wp14="http://schemas.microsoft.com/office/word/2010/wordprocessingDrawing" xmlns:wp="http://schemas.openxmlformats.org/drawingml/2006/wordprocessingDrawing" xmlns:w10="urn:schemas-microsoft-com:office:word" xmlns:w="http://schemas.openxmlformats.org/wordprocessingml/2006/main" xmlns:w14="http://schemas.microsoft.com/office/word/2010/wordml" xmlns:w15="http://schemas.microsoft.com/office/word/2012/wordml" xmlns:w16cex="http://schemas.microsoft.com/office/word/2018/wordml/cex" xmlns:w16cid="http://schemas.microsoft.com/office/word/2016/wordml/cid" xmlns:w16="http://schemas.microsoft.com/office/word/2018/wordml" xmlns:w16sdtdh="http://schemas.microsoft.com/office/word/2020/wordml/sdtdatahash" xmlns:w16se="http://schemas.microsoft.com/office/word/2015/wordml/symex" xmlns:wpg="http://schemas.microsoft.com/office/word/2010/wordprocessingGroup" xmlns:wpi="http://schemas.microsoft.com/office/word/2010/wordprocessingInk" xmlns:wne="http://schemas.microsoft.com/office/word/2006/wordml" xmlns:wps="http://schemas.microsoft.com/office/word/2010/wordprocessingShape" mc:Ignorable="w14 w15 w16se w16cid w16 w16cex w16sdtdh wp14">
+<w:ftr xmlns:wpc="http://schemas.microsoft.com/office/word/2010/wordprocessingCanvas" xmlns:cx="http://schemas.microsoft.com/office/drawing/2014/chartex" xmlns:cx1="http://schemas.microsoft.com/office/drawing/2015/9/8/chartex" xmlns:cx2="http://schemas.microsoft.com/office/drawing/2015/10/21/chartex" xmlns:cx3="http://schemas.microsoft.com/office/drawing/2016/5/9/chartex" xmlns:cx4="http://schemas.microsoft.com/office/drawing/2016/5/10/chartex" xmlns:cx5="http://schemas.microsoft.com/office/drawing/2016/5/11/chartex" xmlns:cx6="http://schemas.microsoft.com/office/drawing/2016/5/12/chartex" xmlns:cx7="http://schemas.microsoft.com/office/drawing/2016/5/13/chartex" xmlns:cx8="http://schemas.microsoft.com/office/drawing/2016/5/14/chartex" xmlns:mc="http://schemas.openxmlformats.org/markup-compatibility/2006" xmlns:aink="http://schemas.microsoft.com/office/drawing/2016/ink" xmlns:am3d="http://schemas.microsoft.com/office/drawing/2017/model3d" xmlns:o="urn:schemas-microsoft-com:office:office" xmlns:oel="http://schemas.microsoft.com/office/2019/extlst" xmlns:r="http://schemas.openxmlformats.org/officeDocument/2006/relationships" xmlns:m="http://schemas.openxmlformats.org/officeDocument/2006/math" xmlns:v="urn:schemas-microsoft-com:vml" xmlns:wp14="http://schemas.microsoft.com/office/word/2010/wordprocessingDrawing" xmlns:wp="http://schemas.openxmlformats.org/drawingml/2006/wordprocessingDrawing" xmlns:w10="urn:schemas-microsoft-com:office:word" xmlns:w="http://schemas.openxmlformats.org/wordprocessingml/2006/main" xmlns:w14="http://schemas.microsoft.com/office/word/2010/wordml" xmlns:w15="http://schemas.microsoft.com/office/word/2012/wordml" xmlns:w16cex="http://schemas.microsoft.com/office/word/2018/wordml/cex" xmlns:w16cid="http://schemas.microsoft.com/office/word/2016/wordml/cid" xmlns:w16="http://schemas.microsoft.com/office/word/2018/wordml" xmlns:w16sdtdh="http://schemas.microsoft.com/office/word/2020/wordml/sdtdatahash" xmlns:w16se="http://schemas.microsoft.com/office/word/2015/wordml/symex" xmlns:wpg="http://schemas.microsoft.com/office/word/2010/wordprocessingGroup" xmlns:wpi="http://schemas.microsoft.com/office/word/2010/wordprocessingInk" xmlns:wne="http://schemas.microsoft.com/office/word/2006/wordml" xmlns:wps="http://schemas.microsoft.com/office/word/2010/wordprocessingShape" mc:Ignorable="w14 w15 w16se w16cid w16 w16cex w16sdtdh wp14">
   <w:p>
     <w:pPr>
       <w:pStyle w:val="Default"/>
@@ -21504,6 +21466,7 @@
     <w:pPr>
       <w:pStyle w:val="a6"/>
       <w:rPr>
+        <w:rFonts w:hint="eastAsia"/>
         <w:lang w:val="en-US"/>
       </w:rPr>
     </w:pPr>
@@ -21512,7 +21475,7 @@
 </file>
 
 <file path=word/footnotes.xml><?xml version="1.0" encoding="utf-8"?>
-<w:footnotes xmlns:wpc="http://schemas.microsoft.com/office/word/2010/wordprocessingCanvas" xmlns:cx="http://schemas.microsoft.com/office/drawing/2014/chartex" xmlns:cx1="http://schemas.microsoft.com/office/drawing/2015/9/8/chartex" xmlns:cx2="http://schemas.microsoft.com/office/drawing/2015/10/21/chartex" xmlns:cx3="http://schemas.microsoft.com/office/drawing/2016/5/9/chartex" xmlns:cx4="http://schemas.microsoft.com/office/drawing/2016/5/10/chartex" xmlns:cx5="http://schemas.microsoft.com/office/drawing/2016/5/11/chartex" xmlns:cx6="http://schemas.microsoft.com/office/drawing/2016/5/12/chartex" xmlns:cx7="http://schemas.microsoft.com/office/drawing/2016/5/13/chartex" xmlns:cx8="http://schemas.microsoft.com/office/drawing/2016/5/14/chartex" xmlns:mc="http://schemas.openxmlformats.org/markup-compatibility/2006" xmlns:aink="http://schemas.microsoft.com/office/drawing/2016/ink" xmlns:am3d="http://schemas.microsoft.com/office/drawing/2017/model3d" xmlns:o="urn:schemas-microsoft-com:office:office" xmlns:r="http://schemas.openxmlformats.org/officeDocument/2006/relationships" xmlns:m="http://schemas.openxmlformats.org/officeDocument/2006/math" xmlns:v="urn:schemas-microsoft-com:vml" xmlns:wp14="http://schemas.microsoft.com/office/word/2010/wordprocessingDrawing" xmlns:wp="http://schemas.openxmlformats.org/drawingml/2006/wordprocessingDrawing" xmlns:w10="urn:schemas-microsoft-com:office:word" xmlns:w="http://schemas.openxmlformats.org/wordprocessingml/2006/main" xmlns:w14="http://schemas.microsoft.com/office/word/2010/wordml" xmlns:w15="http://schemas.microsoft.com/office/word/2012/wordml" xmlns:w16cex="http://schemas.microsoft.com/office/word/2018/wordml/cex" xmlns:w16cid="http://schemas.microsoft.com/office/word/2016/wordml/cid" xmlns:w16="http://schemas.microsoft.com/office/word/2018/wordml" xmlns:w16sdtdh="http://schemas.microsoft.com/office/word/2020/wordml/sdtdatahash" xmlns:w16se="http://schemas.microsoft.com/office/word/2015/wordml/symex" xmlns:wpg="http://schemas.microsoft.com/office/word/2010/wordprocessingGroup" xmlns:wpi="http://schemas.microsoft.com/office/word/2010/wordprocessingInk" xmlns:wne="http://schemas.microsoft.com/office/word/2006/wordml" xmlns:wps="http://schemas.microsoft.com/office/word/2010/wordprocessingShape" mc:Ignorable="w14 w15 w16se w16cid w16 w16cex w16sdtdh wp14">
+<w:footnotes xmlns:wpc="http://schemas.microsoft.com/office/word/2010/wordprocessingCanvas" xmlns:cx="http://schemas.microsoft.com/office/drawing/2014/chartex" xmlns:cx1="http://schemas.microsoft.com/office/drawing/2015/9/8/chartex" xmlns:cx2="http://schemas.microsoft.com/office/drawing/2015/10/21/chartex" xmlns:cx3="http://schemas.microsoft.com/office/drawing/2016/5/9/chartex" xmlns:cx4="http://schemas.microsoft.com/office/drawing/2016/5/10/chartex" xmlns:cx5="http://schemas.microsoft.com/office/drawing/2016/5/11/chartex" xmlns:cx6="http://schemas.microsoft.com/office/drawing/2016/5/12/chartex" xmlns:cx7="http://schemas.microsoft.com/office/drawing/2016/5/13/chartex" xmlns:cx8="http://schemas.microsoft.com/office/drawing/2016/5/14/chartex" xmlns:mc="http://schemas.openxmlformats.org/markup-compatibility/2006" xmlns:aink="http://schemas.microsoft.com/office/drawing/2016/ink" xmlns:am3d="http://schemas.microsoft.com/office/drawing/2017/model3d" xmlns:o="urn:schemas-microsoft-com:office:office" xmlns:oel="http://schemas.microsoft.com/office/2019/extlst" xmlns:r="http://schemas.openxmlformats.org/officeDocument/2006/relationships" xmlns:m="http://schemas.openxmlformats.org/officeDocument/2006/math" xmlns:v="urn:schemas-microsoft-com:vml" xmlns:wp14="http://schemas.microsoft.com/office/word/2010/wordprocessingDrawing" xmlns:wp="http://schemas.openxmlformats.org/drawingml/2006/wordprocessingDrawing" xmlns:w10="urn:schemas-microsoft-com:office:word" xmlns:w="http://schemas.openxmlformats.org/wordprocessingml/2006/main" xmlns:w14="http://schemas.microsoft.com/office/word/2010/wordml" xmlns:w15="http://schemas.microsoft.com/office/word/2012/wordml" xmlns:w16cex="http://schemas.microsoft.com/office/word/2018/wordml/cex" xmlns:w16cid="http://schemas.microsoft.com/office/word/2016/wordml/cid" xmlns:w16="http://schemas.microsoft.com/office/word/2018/wordml" xmlns:w16sdtdh="http://schemas.microsoft.com/office/word/2020/wordml/sdtdatahash" xmlns:w16se="http://schemas.microsoft.com/office/word/2015/wordml/symex" xmlns:wpg="http://schemas.microsoft.com/office/word/2010/wordprocessingGroup" xmlns:wpi="http://schemas.microsoft.com/office/word/2010/wordprocessingInk" xmlns:wne="http://schemas.microsoft.com/office/word/2006/wordml" xmlns:wps="http://schemas.microsoft.com/office/word/2010/wordprocessingShape" mc:Ignorable="w14 w15 w16se w16cid w16 w16cex w16sdtdh wp14">
   <w:footnote w:type="separator" w:id="-1">
     <w:p>
       <w:pPr>
@@ -21537,7 +21500,7 @@
 </file>
 
 <file path=word/header1.xml><?xml version="1.0" encoding="utf-8"?>
-<w:hdr xmlns:wpc="http://schemas.microsoft.com/office/word/2010/wordprocessingCanvas" xmlns:cx="http://schemas.microsoft.com/office/drawing/2014/chartex" xmlns:cx1="http://schemas.microsoft.com/office/drawing/2015/9/8/chartex" xmlns:cx2="http://schemas.microsoft.com/office/drawing/2015/10/21/chartex" xmlns:cx3="http://schemas.microsoft.com/office/drawing/2016/5/9/chartex" xmlns:cx4="http://schemas.microsoft.com/office/drawing/2016/5/10/chartex" xmlns:cx5="http://schemas.microsoft.com/office/drawing/2016/5/11/chartex" xmlns:cx6="http://schemas.microsoft.com/office/drawing/2016/5/12/chartex" xmlns:cx7="http://schemas.microsoft.com/office/drawing/2016/5/13/chartex" xmlns:cx8="http://schemas.microsoft.com/office/drawing/2016/5/14/chartex" xmlns:mc="http://schemas.openxmlformats.org/markup-compatibility/2006" xmlns:aink="http://schemas.microsoft.com/office/drawing/2016/ink" xmlns:am3d="http://schemas.microsoft.com/office/drawing/2017/model3d" xmlns:o="urn:schemas-microsoft-com:office:office" xmlns:r="http://schemas.openxmlformats.org/officeDocument/2006/relationships" xmlns:m="http://schemas.openxmlformats.org/officeDocument/2006/math" xmlns:v="urn:schemas-microsoft-com:vml" xmlns:wp14="http://schemas.microsoft.com/office/word/2010/wordprocessingDrawing" xmlns:wp="http://schemas.openxmlformats.org/drawingml/2006/wordprocessingDrawing" xmlns:w10="urn:schemas-microsoft-com:office:word" xmlns:w="http://schemas.openxmlformats.org/wordprocessingml/2006/main" xmlns:w14="http://schemas.microsoft.com/office/word/2010/wordml" xmlns:w15="http://schemas.microsoft.com/office/word/2012/wordml" xmlns:w16cex="http://schemas.microsoft.com/office/word/2018/wordml/cex" xmlns:w16cid="http://schemas.microsoft.com/office/word/2016/wordml/cid" xmlns:w16="http://schemas.microsoft.com/office/word/2018/wordml" xmlns:w16sdtdh="http://schemas.microsoft.com/office/word/2020/wordml/sdtdatahash" xmlns:w16se="http://schemas.microsoft.com/office/word/2015/wordml/symex" xmlns:wpg="http://schemas.microsoft.com/office/word/2010/wordprocessingGroup" xmlns:wpi="http://schemas.microsoft.com/office/word/2010/wordprocessingInk" xmlns:wne="http://schemas.microsoft.com/office/word/2006/wordml" xmlns:wps="http://schemas.microsoft.com/office/word/2010/wordprocessingShape" mc:Ignorable="w14 w15 w16se w16cid w16 w16cex w16sdtdh wp14">
+<w:hdr xmlns:wpc="http://schemas.microsoft.com/office/word/2010/wordprocessingCanvas" xmlns:cx="http://schemas.microsoft.com/office/drawing/2014/chartex" xmlns:cx1="http://schemas.microsoft.com/office/drawing/2015/9/8/chartex" xmlns:cx2="http://schemas.microsoft.com/office/drawing/2015/10/21/chartex" xmlns:cx3="http://schemas.microsoft.com/office/drawing/2016/5/9/chartex" xmlns:cx4="http://schemas.microsoft.com/office/drawing/2016/5/10/chartex" xmlns:cx5="http://schemas.microsoft.com/office/drawing/2016/5/11/chartex" xmlns:cx6="http://schemas.microsoft.com/office/drawing/2016/5/12/chartex" xmlns:cx7="http://schemas.microsoft.com/office/drawing/2016/5/13/chartex" xmlns:cx8="http://schemas.microsoft.com/office/drawing/2016/5/14/chartex" xmlns:mc="http://schemas.openxmlformats.org/markup-compatibility/2006" xmlns:aink="http://schemas.microsoft.com/office/drawing/2016/ink" xmlns:am3d="http://schemas.microsoft.com/office/drawing/2017/model3d" xmlns:o="urn:schemas-microsoft-com:office:office" xmlns:oel="http://schemas.microsoft.com/office/2019/extlst" xmlns:r="http://schemas.openxmlformats.org/officeDocument/2006/relationships" xmlns:m="http://schemas.openxmlformats.org/officeDocument/2006/math" xmlns:v="urn:schemas-microsoft-com:vml" xmlns:wp14="http://schemas.microsoft.com/office/word/2010/wordprocessingDrawing" xmlns:wp="http://schemas.openxmlformats.org/drawingml/2006/wordprocessingDrawing" xmlns:w10="urn:schemas-microsoft-com:office:word" xmlns:w="http://schemas.openxmlformats.org/wordprocessingml/2006/main" xmlns:w14="http://schemas.microsoft.com/office/word/2010/wordml" xmlns:w15="http://schemas.microsoft.com/office/word/2012/wordml" xmlns:w16cex="http://schemas.microsoft.com/office/word/2018/wordml/cex" xmlns:w16cid="http://schemas.microsoft.com/office/word/2016/wordml/cid" xmlns:w16="http://schemas.microsoft.com/office/word/2018/wordml" xmlns:w16sdtdh="http://schemas.microsoft.com/office/word/2020/wordml/sdtdatahash" xmlns:w16se="http://schemas.microsoft.com/office/word/2015/wordml/symex" xmlns:wpg="http://schemas.microsoft.com/office/word/2010/wordprocessingGroup" xmlns:wpi="http://schemas.microsoft.com/office/word/2010/wordprocessingInk" xmlns:wne="http://schemas.microsoft.com/office/word/2006/wordml" xmlns:wps="http://schemas.microsoft.com/office/word/2010/wordprocessingShape" mc:Ignorable="w14 w15 w16se w16cid w16 w16cex w16sdtdh wp14">
   <w:tbl>
     <w:tblPr>
       <w:tblW w:w="5000" w:type="pct"/>
@@ -21820,7 +21783,7 @@
 </file>
 
 <file path=word/header2.xml><?xml version="1.0" encoding="utf-8"?>
-<w:hdr xmlns:wpc="http://schemas.microsoft.com/office/word/2010/wordprocessingCanvas" xmlns:cx="http://schemas.microsoft.com/office/drawing/2014/chartex" xmlns:cx1="http://schemas.microsoft.com/office/drawing/2015/9/8/chartex" xmlns:cx2="http://schemas.microsoft.com/office/drawing/2015/10/21/chartex" xmlns:cx3="http://schemas.microsoft.com/office/drawing/2016/5/9/chartex" xmlns:cx4="http://schemas.microsoft.com/office/drawing/2016/5/10/chartex" xmlns:cx5="http://schemas.microsoft.com/office/drawing/2016/5/11/chartex" xmlns:cx6="http://schemas.microsoft.com/office/drawing/2016/5/12/chartex" xmlns:cx7="http://schemas.microsoft.com/office/drawing/2016/5/13/chartex" xmlns:cx8="http://schemas.microsoft.com/office/drawing/2016/5/14/chartex" xmlns:mc="http://schemas.openxmlformats.org/markup-compatibility/2006" xmlns:aink="http://schemas.microsoft.com/office/drawing/2016/ink" xmlns:am3d="http://schemas.microsoft.com/office/drawing/2017/model3d" xmlns:o="urn:schemas-microsoft-com:office:office" xmlns:r="http://schemas.openxmlformats.org/officeDocument/2006/relationships" xmlns:m="http://schemas.openxmlformats.org/officeDocument/2006/math" xmlns:v="urn:schemas-microsoft-com:vml" xmlns:wp14="http://schemas.microsoft.com/office/word/2010/wordprocessingDrawing" xmlns:wp="http://schemas.openxmlformats.org/drawingml/2006/wordprocessingDrawing" xmlns:w10="urn:schemas-microsoft-com:office:word" xmlns:w="http://schemas.openxmlformats.org/wordprocessingml/2006/main" xmlns:w14="http://schemas.microsoft.com/office/word/2010/wordml" xmlns:w15="http://schemas.microsoft.com/office/word/2012/wordml" xmlns:w16cex="http://schemas.microsoft.com/office/word/2018/wordml/cex" xmlns:w16cid="http://schemas.microsoft.com/office/word/2016/wordml/cid" xmlns:w16="http://schemas.microsoft.com/office/word/2018/wordml" xmlns:w16sdtdh="http://schemas.microsoft.com/office/word/2020/wordml/sdtdatahash" xmlns:w16se="http://schemas.microsoft.com/office/word/2015/wordml/symex" xmlns:wpg="http://schemas.microsoft.com/office/word/2010/wordprocessingGroup" xmlns:wpi="http://schemas.microsoft.com/office/word/2010/wordprocessingInk" xmlns:wne="http://schemas.microsoft.com/office/word/2006/wordml" xmlns:wps="http://schemas.microsoft.com/office/word/2010/wordprocessingShape" mc:Ignorable="w14 w15 w16se w16cid w16 w16cex w16sdtdh wp14">
+<w:hdr xmlns:wpc="http://schemas.microsoft.com/office/word/2010/wordprocessingCanvas" xmlns:cx="http://schemas.microsoft.com/office/drawing/2014/chartex" xmlns:cx1="http://schemas.microsoft.com/office/drawing/2015/9/8/chartex" xmlns:cx2="http://schemas.microsoft.com/office/drawing/2015/10/21/chartex" xmlns:cx3="http://schemas.microsoft.com/office/drawing/2016/5/9/chartex" xmlns:cx4="http://schemas.microsoft.com/office/drawing/2016/5/10/chartex" xmlns:cx5="http://schemas.microsoft.com/office/drawing/2016/5/11/chartex" xmlns:cx6="http://schemas.microsoft.com/office/drawing/2016/5/12/chartex" xmlns:cx7="http://schemas.microsoft.com/office/drawing/2016/5/13/chartex" xmlns:cx8="http://schemas.microsoft.com/office/drawing/2016/5/14/chartex" xmlns:mc="http://schemas.openxmlformats.org/markup-compatibility/2006" xmlns:aink="http://schemas.microsoft.com/office/drawing/2016/ink" xmlns:am3d="http://schemas.microsoft.com/office/drawing/2017/model3d" xmlns:o="urn:schemas-microsoft-com:office:office" xmlns:oel="http://schemas.microsoft.com/office/2019/extlst" xmlns:r="http://schemas.openxmlformats.org/officeDocument/2006/relationships" xmlns:m="http://schemas.openxmlformats.org/officeDocument/2006/math" xmlns:v="urn:schemas-microsoft-com:vml" xmlns:wp14="http://schemas.microsoft.com/office/word/2010/wordprocessingDrawing" xmlns:wp="http://schemas.openxmlformats.org/drawingml/2006/wordprocessingDrawing" xmlns:w10="urn:schemas-microsoft-com:office:word" xmlns:w="http://schemas.openxmlformats.org/wordprocessingml/2006/main" xmlns:w14="http://schemas.microsoft.com/office/word/2010/wordml" xmlns:w15="http://schemas.microsoft.com/office/word/2012/wordml" xmlns:w16cex="http://schemas.microsoft.com/office/word/2018/wordml/cex" xmlns:w16cid="http://schemas.microsoft.com/office/word/2016/wordml/cid" xmlns:w16="http://schemas.microsoft.com/office/word/2018/wordml" xmlns:w16sdtdh="http://schemas.microsoft.com/office/word/2020/wordml/sdtdatahash" xmlns:w16se="http://schemas.microsoft.com/office/word/2015/wordml/symex" xmlns:wpg="http://schemas.microsoft.com/office/word/2010/wordprocessingGroup" xmlns:wpi="http://schemas.microsoft.com/office/word/2010/wordprocessingInk" xmlns:wne="http://schemas.microsoft.com/office/word/2006/wordml" xmlns:wps="http://schemas.microsoft.com/office/word/2010/wordprocessingShape" mc:Ignorable="w14 w15 w16se w16cid w16 w16cex w16sdtdh wp14">
   <w:p>
     <w:pPr>
       <w:pStyle w:val="a7"/>
@@ -21843,7 +21806,7 @@
 </file>
 
 <file path=word/numbering.xml><?xml version="1.0" encoding="utf-8"?>
-<w:numbering xmlns:wpc="http://schemas.microsoft.com/office/word/2010/wordprocessingCanvas" xmlns:cx="http://schemas.microsoft.com/office/drawing/2014/chartex" xmlns:cx1="http://schemas.microsoft.com/office/drawing/2015/9/8/chartex" xmlns:cx2="http://schemas.microsoft.com/office/drawing/2015/10/21/chartex" xmlns:cx3="http://schemas.microsoft.com/office/drawing/2016/5/9/chartex" xmlns:cx4="http://schemas.microsoft.com/office/drawing/2016/5/10/chartex" xmlns:cx5="http://schemas.microsoft.com/office/drawing/2016/5/11/chartex" xmlns:cx6="http://schemas.microsoft.com/office/drawing/2016/5/12/chartex" xmlns:cx7="http://schemas.microsoft.com/office/drawing/2016/5/13/chartex" xmlns:cx8="http://schemas.microsoft.com/office/drawing/2016/5/14/chartex" xmlns:mc="http://schemas.openxmlformats.org/markup-compatibility/2006" xmlns:aink="http://schemas.microsoft.com/office/drawing/2016/ink" xmlns:am3d="http://schemas.microsoft.com/office/drawing/2017/model3d" xmlns:o="urn:schemas-microsoft-com:office:office" xmlns:r="http://schemas.openxmlformats.org/officeDocument/2006/relationships" xmlns:m="http://schemas.openxmlformats.org/officeDocument/2006/math" xmlns:v="urn:schemas-microsoft-com:vml" xmlns:wp14="http://schemas.microsoft.com/office/word/2010/wordprocessingDrawing" xmlns:wp="http://schemas.openxmlformats.org/drawingml/2006/wordprocessingDrawing" xmlns:w10="urn:schemas-microsoft-com:office:word" xmlns:w="http://schemas.openxmlformats.org/wordprocessingml/2006/main" xmlns:w14="http://schemas.microsoft.com/office/word/2010/wordml" xmlns:w15="http://schemas.microsoft.com/office/word/2012/wordml" xmlns:w16cex="http://schemas.microsoft.com/office/word/2018/wordml/cex" xmlns:w16cid="http://schemas.microsoft.com/office/word/2016/wordml/cid" xmlns:w16="http://schemas.microsoft.com/office/word/2018/wordml" xmlns:w16sdtdh="http://schemas.microsoft.com/office/word/2020/wordml/sdtdatahash" xmlns:w16se="http://schemas.microsoft.com/office/word/2015/wordml/symex" xmlns:wpg="http://schemas.microsoft.com/office/word/2010/wordprocessingGroup" xmlns:wpi="http://schemas.microsoft.com/office/word/2010/wordprocessingInk" xmlns:wne="http://schemas.microsoft.com/office/word/2006/wordml" xmlns:wps="http://schemas.microsoft.com/office/word/2010/wordprocessingShape" mc:Ignorable="w14 w15 w16se w16cid w16 w16cex w16sdtdh wp14">
+<w:numbering xmlns:wpc="http://schemas.microsoft.com/office/word/2010/wordprocessingCanvas" xmlns:cx="http://schemas.microsoft.com/office/drawing/2014/chartex" xmlns:cx1="http://schemas.microsoft.com/office/drawing/2015/9/8/chartex" xmlns:cx2="http://schemas.microsoft.com/office/drawing/2015/10/21/chartex" xmlns:cx3="http://schemas.microsoft.com/office/drawing/2016/5/9/chartex" xmlns:cx4="http://schemas.microsoft.com/office/drawing/2016/5/10/chartex" xmlns:cx5="http://schemas.microsoft.com/office/drawing/2016/5/11/chartex" xmlns:cx6="http://schemas.microsoft.com/office/drawing/2016/5/12/chartex" xmlns:cx7="http://schemas.microsoft.com/office/drawing/2016/5/13/chartex" xmlns:cx8="http://schemas.microsoft.com/office/drawing/2016/5/14/chartex" xmlns:mc="http://schemas.openxmlformats.org/markup-compatibility/2006" xmlns:aink="http://schemas.microsoft.com/office/drawing/2016/ink" xmlns:am3d="http://schemas.microsoft.com/office/drawing/2017/model3d" xmlns:o="urn:schemas-microsoft-com:office:office" xmlns:oel="http://schemas.microsoft.com/office/2019/extlst" xmlns:r="http://schemas.openxmlformats.org/officeDocument/2006/relationships" xmlns:m="http://schemas.openxmlformats.org/officeDocument/2006/math" xmlns:v="urn:schemas-microsoft-com:vml" xmlns:wp14="http://schemas.microsoft.com/office/word/2010/wordprocessingDrawing" xmlns:wp="http://schemas.openxmlformats.org/drawingml/2006/wordprocessingDrawing" xmlns:w10="urn:schemas-microsoft-com:office:word" xmlns:w="http://schemas.openxmlformats.org/wordprocessingml/2006/main" xmlns:w14="http://schemas.microsoft.com/office/word/2010/wordml" xmlns:w15="http://schemas.microsoft.com/office/word/2012/wordml" xmlns:w16cex="http://schemas.microsoft.com/office/word/2018/wordml/cex" xmlns:w16cid="http://schemas.microsoft.com/office/word/2016/wordml/cid" xmlns:w16="http://schemas.microsoft.com/office/word/2018/wordml" xmlns:w16sdtdh="http://schemas.microsoft.com/office/word/2020/wordml/sdtdatahash" xmlns:w16se="http://schemas.microsoft.com/office/word/2015/wordml/symex" xmlns:wpg="http://schemas.microsoft.com/office/word/2010/wordprocessingGroup" xmlns:wpi="http://schemas.microsoft.com/office/word/2010/wordprocessingInk" xmlns:wne="http://schemas.microsoft.com/office/word/2006/wordml" xmlns:wps="http://schemas.microsoft.com/office/word/2010/wordprocessingShape" mc:Ignorable="w14 w15 w16se w16cid w16 w16cex w16sdtdh wp14">
   <w:abstractNum w:abstractNumId="0" w15:restartNumberingAfterBreak="0">
     <w:nsid w:val="ACA90826"/>
     <w:multiLevelType w:val="singleLevel"/>
@@ -23217,13 +23180,13 @@
       </w:pPr>
     </w:lvl>
   </w:abstractNum>
-  <w:num w:numId="1">
+  <w:num w:numId="1" w16cid:durableId="960569750">
     <w:abstractNumId w:val="3"/>
   </w:num>
-  <w:num w:numId="2">
+  <w:num w:numId="2" w16cid:durableId="416440124">
     <w:abstractNumId w:val="2"/>
   </w:num>
-  <w:num w:numId="3">
+  <w:num w:numId="3" w16cid:durableId="943000403">
     <w:abstractNumId w:val="14"/>
     <w:lvlOverride w:ilvl="0">
       <w:startOverride w:val="1"/>
@@ -23253,22 +23216,22 @@
       <w:startOverride w:val="1"/>
     </w:lvlOverride>
   </w:num>
-  <w:num w:numId="4">
+  <w:num w:numId="4" w16cid:durableId="1297837786">
     <w:abstractNumId w:val="1"/>
   </w:num>
-  <w:num w:numId="5">
+  <w:num w:numId="5" w16cid:durableId="1888953635">
     <w:abstractNumId w:val="12"/>
   </w:num>
-  <w:num w:numId="6">
+  <w:num w:numId="6" w16cid:durableId="1226839961">
     <w:abstractNumId w:val="8"/>
   </w:num>
-  <w:num w:numId="7">
+  <w:num w:numId="7" w16cid:durableId="933510409">
     <w:abstractNumId w:val="15"/>
   </w:num>
-  <w:num w:numId="8">
+  <w:num w:numId="8" w16cid:durableId="1290626564">
     <w:abstractNumId w:val="11"/>
   </w:num>
-  <w:num w:numId="9">
+  <w:num w:numId="9" w16cid:durableId="1853450738">
     <w:abstractNumId w:val="7"/>
     <w:lvlOverride w:ilvl="0">
       <w:startOverride w:val="1"/>
@@ -23298,28 +23261,28 @@
       <w:startOverride w:val="1"/>
     </w:lvlOverride>
   </w:num>
-  <w:num w:numId="10">
+  <w:num w:numId="10" w16cid:durableId="266430386">
     <w:abstractNumId w:val="7"/>
   </w:num>
-  <w:num w:numId="11">
+  <w:num w:numId="11" w16cid:durableId="1791127836">
     <w:abstractNumId w:val="9"/>
   </w:num>
-  <w:num w:numId="12">
+  <w:num w:numId="12" w16cid:durableId="787552114">
     <w:abstractNumId w:val="5"/>
   </w:num>
-  <w:num w:numId="13">
+  <w:num w:numId="13" w16cid:durableId="680352639">
     <w:abstractNumId w:val="4"/>
   </w:num>
-  <w:num w:numId="14">
+  <w:num w:numId="14" w16cid:durableId="1694577572">
     <w:abstractNumId w:val="0"/>
   </w:num>
-  <w:num w:numId="15">
+  <w:num w:numId="15" w16cid:durableId="969821709">
     <w:abstractNumId w:val="6"/>
   </w:num>
-  <w:num w:numId="16">
+  <w:num w:numId="16" w16cid:durableId="776798533">
     <w:abstractNumId w:val="10"/>
   </w:num>
-  <w:num w:numId="17">
+  <w:num w:numId="17" w16cid:durableId="1402369718">
     <w:abstractNumId w:val="13"/>
   </w:num>
 </w:numbering>
